--- a/2年前期授業/4-3情報メディア実験/1000文字のやつ.docx
+++ b/2年前期授業/4-3情報メディア実験/1000文字のやつ.docx
@@ -7,81 +7,18 @@
         <w:rPr>
           <w:rFonts w:hint="eastAsia"/>
         </w:rPr>
-        <w:t>このテーマの学習での工夫点は</w:t>
-      </w:r>
-      <w:r>
-        <w:rPr>
-          <w:rFonts w:hint="eastAsia"/>
-        </w:rPr>
-        <w:t>プロジェクト課題においてユーザーが一番知りたいと思っている天気を文字での表示に加えて、視覚的にもわかりやすいイラストを挿入したところです。またユーザーが欲しい</w:t>
-      </w:r>
-      <w:r>
-        <w:rPr>
-          <w:rFonts w:hint="eastAsia"/>
-        </w:rPr>
-        <w:t>と思われる天気や温度といった</w:t>
-      </w:r>
-      <w:r>
-        <w:rPr>
-          <w:rFonts w:hint="eastAsia"/>
-        </w:rPr>
-        <w:t>情報は大きくまた不要</w:t>
-      </w:r>
-      <w:r>
-        <w:rPr>
-          <w:rFonts w:hint="eastAsia"/>
-        </w:rPr>
-        <w:t>と思われる緯度や経度といった</w:t>
-      </w:r>
-      <w:r>
-        <w:rPr>
-          <w:rFonts w:hint="eastAsia"/>
-        </w:rPr>
-        <w:t>情報は比較的小さく表示</w:t>
-      </w:r>
-      <w:r>
-        <w:rPr>
-          <w:rFonts w:hint="eastAsia"/>
-        </w:rPr>
-        <w:t>することで、ユーザー</w:t>
-      </w:r>
-      <w:r>
-        <w:rPr>
-          <w:rFonts w:hint="eastAsia"/>
-        </w:rPr>
-        <w:t>がストレスなく</w:t>
-      </w:r>
-      <w:r>
-        <w:rPr>
-          <w:rFonts w:hint="eastAsia"/>
-        </w:rPr>
-        <w:t>直感的に</w:t>
-      </w:r>
-      <w:r>
-        <w:rPr>
-          <w:rFonts w:hint="eastAsia"/>
-        </w:rPr>
-        <w:t>閲覧できるように心がけました。</w:t>
+        <w:t>このテーマの学習での工夫点はプロジェクト課題においてユーザーが一番知りたいと思っている天気を文字での表示に加えて、視覚的にもわかりやすいイラストを挿入したところです。またユーザーが欲しいと思われる天気や温度といった情報は大きくまた不要と思われる緯度や経度といった情報は比較的小さく表示することで、ユーザーがストレスなく直感的に閲覧できるように心がけました。</w:t>
       </w:r>
     </w:p>
     <w:p>
       <w:pPr>
         <w:ind w:firstLineChars="50" w:firstLine="110"/>
-        <w:rPr>
-          <w:rFonts w:hint="eastAsia"/>
-        </w:rPr>
       </w:pPr>
       <w:r>
         <w:rPr>
           <w:rFonts w:hint="eastAsia"/>
         </w:rPr>
-        <w:t>苦心点</w:t>
-      </w:r>
-      <w:r>
-        <w:rPr>
-          <w:rFonts w:hint="eastAsia"/>
-        </w:rPr>
-        <w:t>は、習ったこと全てがつながっているということです。当たり前ですが、ホームページは</w:t>
+        <w:t>苦心点は、習ったこと全てがつながっているということです。当たり前ですが、ホームページは</w:t>
       </w:r>
       <w:r>
         <w:t>HTML</w:t>
@@ -150,21 +87,12 @@
     <w:p>
       <w:pPr>
         <w:ind w:firstLineChars="50" w:firstLine="110"/>
-        <w:rPr>
-          <w:rFonts w:hint="eastAsia"/>
-        </w:rPr>
       </w:pPr>
       <w:r>
         <w:rPr>
           <w:rFonts w:hint="eastAsia"/>
         </w:rPr>
-        <w:t>強調点</w:t>
-      </w:r>
-      <w:r>
-        <w:rPr>
-          <w:rFonts w:hint="eastAsia"/>
-        </w:rPr>
-        <w:t>は使う色をできるだけまとめることによりユーザーが見やすくなるように心がけたところです。いろいろな色を使いすぎると</w:t>
+        <w:t>強調点は使う色をできるだけまとめることによりユーザーが見やすくなるように心がけたところです。いろいろな色を使いすぎると</w:t>
       </w:r>
       <w:proofErr w:type="gramStart"/>
       <w:r>
@@ -184,21 +112,12 @@
     <w:p>
       <w:pPr>
         <w:ind w:firstLineChars="50" w:firstLine="110"/>
-        <w:rPr>
-          <w:rFonts w:hint="eastAsia"/>
-        </w:rPr>
       </w:pPr>
       <w:r>
         <w:rPr>
           <w:rFonts w:hint="eastAsia"/>
         </w:rPr>
-        <w:t>最後に</w:t>
-      </w:r>
-      <w:r>
-        <w:rPr>
-          <w:rFonts w:hint="eastAsia"/>
-        </w:rPr>
-        <w:t>このテーマでは</w:t>
+        <w:t>最後にこのテーマでは</w:t>
       </w:r>
       <w:r>
         <w:t>Web</w:t>
@@ -216,57 +135,10 @@
         <w:rPr>
           <w:rFonts w:hint="eastAsia"/>
         </w:rPr>
-        <w:t>の学習が始まり出したあたりから、課題を解</w:t>
-      </w:r>
-      <w:r>
-        <w:rPr>
-          <w:rFonts w:hint="eastAsia"/>
-        </w:rPr>
-        <w:t>く時に一つ一つ小さな動きが動くことを</w:t>
-      </w:r>
-      <w:r>
-        <w:rPr>
-          <w:rFonts w:hint="eastAsia"/>
-        </w:rPr>
-        <w:t>確認してから</w:t>
-      </w:r>
-      <w:r>
-        <w:rPr>
-          <w:rFonts w:hint="eastAsia"/>
-        </w:rPr>
-        <w:t>書いていく</w:t>
-      </w:r>
-      <w:r>
-        <w:rPr>
-          <w:rFonts w:hint="eastAsia"/>
-        </w:rPr>
-        <w:t>ことの大切さを実感しました。少し手間に感じることもかなりありました。しかしその小さい一つ一つの確認を重ねるごとにページの動きが目標の動きに</w:t>
-      </w:r>
-      <w:r>
-        <w:rPr>
-          <w:rFonts w:hint="eastAsia"/>
-        </w:rPr>
-        <w:t>近づけていくところに達成感を感じました。また講義資料の参考資料の欄に書いてあることを</w:t>
-      </w:r>
-      <w:r>
-        <w:rPr>
-          <w:rFonts w:hint="eastAsia"/>
-        </w:rPr>
-        <w:t>使わないと解けない問題が多々ありました、それにより資料をしっかりと隅々まで見</w:t>
-      </w:r>
-      <w:r>
-        <w:rPr>
-          <w:rFonts w:hint="eastAsia"/>
-        </w:rPr>
-        <w:t>て、その中から</w:t>
-      </w:r>
-      <w:r>
-        <w:rPr>
-          <w:rFonts w:hint="eastAsia"/>
-        </w:rPr>
-        <w:t>どれが今必要な情報でそれをどのように組み合わせたら作品を作ることができるのかを考えることができ、改めてしっかりと資料を読解してから物事に取り組むことの大切さを実感しました。</w:t>
+        <w:t>の学習が始まり出したあたりから、課題を解く時に一つ一つ小さな動きが動くことを確認してから書いていくことの大切さを実感しました。少し手間に感じることもかなりありました。しかしその小さい一つ一つの確認を重ねるごとにページの動きが目標の動きに近づけていくところに達成感を感じました。また講義資料の参考資料の欄に書いてあることを使わないと解けない問題が多々ありました、それにより資料をしっかりと隅々まで見て、その中からどれが今必要な情報でそれをどのように組み合わせたら作品を作ることができるのかを考えることができ、改めてしっかりと資料を読解してから物事に取り組むことの大切さを実感しました。</w:t>
       </w:r>
     </w:p>
+    <w:p/>
     <w:sectPr>
       <w:pgSz w:w="11906" w:h="16838"/>
       <w:pgMar w:top="1985" w:right="1701" w:bottom="1701" w:left="1701" w:header="851" w:footer="992" w:gutter="0"/>
